--- a/proyecto_fitoplancton/Resumen_sencillo_estado_del_proyecto.docx
+++ b/proyecto_fitoplancton/Resumen_sencillo_estado_del_proyecto.docx
@@ -825,6 +825,62 @@
           </w:p>
         </w:tc>
       </w:tr>
+      <w:tr>
+        <w:tc>
+          <w:tcPr>
+            <w:tcW w:type="dxa" w:w="2200"/>
+            <w:tcMar>
+              <w:top w:type="dxa" w:w="70"/>
+              <w:left w:type="dxa" w:w="100"/>
+              <w:bottom w:type="dxa" w:w="70"/>
+              <w:right w:type="dxa" w:w="100"/>
+            </w:tcMar>
+          </w:tcPr>
+          <w:p>
+            <w:pPr>
+              <w:spacing w:after="0" w:line="260"/>
+            </w:pPr>
+            <w:r>
+              <w:rPr>
+                <w:rFonts w:ascii="Times New Roman" w:cs="Times New Roman" w:eastAsia="Times New Roman" w:hAnsi="Times New Roman"/>
+                <w:b w:val="false"/>
+                <w:bCs w:val="false"/>
+                <w:color w:val="000000"/>
+                <w:sz w:val="21"/>
+                <w:szCs w:val="21"/>
+              </w:rPr>
+              <w:t xml:space="preserve">Validar el índice</w:t>
+            </w:r>
+          </w:p>
+        </w:tc>
+        <w:tc>
+          <w:tcPr>
+            <w:tcW w:type="dxa" w:w="6900"/>
+            <w:tcMar>
+              <w:top w:type="dxa" w:w="70"/>
+              <w:left w:type="dxa" w:w="100"/>
+              <w:bottom w:type="dxa" w:w="70"/>
+              <w:right w:type="dxa" w:w="100"/>
+            </w:tcMar>
+          </w:tcPr>
+          <w:p>
+            <w:pPr>
+              <w:spacing w:after="0" w:line="260"/>
+            </w:pPr>
+            <w:r>
+              <w:rPr>
+                <w:rFonts w:ascii="Times New Roman" w:cs="Times New Roman" w:eastAsia="Times New Roman" w:hAnsi="Times New Roman"/>
+                <w:b w:val="false"/>
+                <w:bCs w:val="false"/>
+                <w:color w:val="000000"/>
+                <w:sz w:val="21"/>
+                <w:szCs w:val="21"/>
+              </w:rPr>
+              <w:t xml:space="preserve">Se usó la clorofila hallada en los libros de espectros para comprobar el índice por otra vía</w:t>
+            </w:r>
+          </w:p>
+        </w:tc>
+      </w:tr>
     </w:tbl>
     <w:p>
       <w:pPr>
@@ -839,7 +895,7 @@
           <w:sz w:val="28"/>
           <w:szCs w:val="28"/>
         </w:rPr>
-        <w:t xml:space="preserve">4. Los cinco hallazgos que importan</w:t>
+        <w:t xml:space="preserve">4. Los seis hallazgos que importan</w:t>
       </w:r>
     </w:p>
     <w:p>
@@ -1049,6 +1105,44 @@
           <w:szCs w:val="24"/>
         </w:rPr>
         <w:t xml:space="preserve">Al procesar veintidós años de temperatura satelital se ve que entre 2021 y 2023 la bahía estuvo claramente más caliente que su promedio histórico, y que 2023 y 2024 son los dos años más calientes de todo el registro. Es decir, tus cinco campañas no retratan una bahía en condiciones normales, sino en una fase cálida. Eso hay que decirlo al momento de generalizar.</w:t>
+      </w:r>
+    </w:p>
+    <w:p>
+      <w:pPr>
+        <w:spacing w:after="60" w:line="300"/>
+        <w:jc w:val="left"/>
+      </w:pPr>
+      <w:r>
+        <w:rPr>
+          <w:rFonts w:ascii="Times New Roman" w:cs="Times New Roman" w:eastAsia="Times New Roman" w:hAnsi="Times New Roman"/>
+          <w:b/>
+          <w:bCs/>
+          <w:i w:val="false"/>
+          <w:iCs w:val="false"/>
+          <w:color w:val="000000"/>
+          <w:sz w:val="24"/>
+          <w:szCs w:val="24"/>
+        </w:rPr>
+        <w:t xml:space="preserve">Sexto. El índice quedó comprobado.</w:t>
+      </w:r>
+    </w:p>
+    <w:p>
+      <w:pPr>
+        <w:spacing w:after="160" w:line="300"/>
+        <w:jc w:val="left"/>
+      </w:pPr>
+      <w:r>
+        <w:rPr>
+          <w:rFonts w:ascii="Times New Roman" w:cs="Times New Roman" w:eastAsia="Times New Roman" w:hAnsi="Times New Roman"/>
+          <w:b w:val="false"/>
+          <w:bCs w:val="false"/>
+          <w:i w:val="false"/>
+          <w:iCs w:val="false"/>
+          <w:color w:val="000000"/>
+          <w:sz w:val="24"/>
+          <w:szCs w:val="24"/>
+        </w:rPr>
+        <w:t xml:space="preserve">Con la clorofila de la campaña de 2021 se calculó cuánta luz absorbe el fitoplancton por cada unidad de clorofila, que es una medida del tamaño celular obtenida por otro camino. Esa medida y tu índice ordenan las estaciones igual, con una correlación de 0,789, y crece de forma ordenada desde las células grandes hasta las pequeñas. En palabras simples: el índice mide lo que dice medir. Es de lo mejor que puedes mostrar.</w:t>
       </w:r>
     </w:p>
     <w:p>
@@ -1121,7 +1215,7 @@
           <w:sz w:val="24"/>
           <w:szCs w:val="24"/>
         </w:rPr>
-        <w:t xml:space="preserve">Tu metodología nombra siete variables del agua: temperatura, salinidad, turbidez, sólidos suspendidos, nitratos, fosfatos y silicatos. En la base que te entregaron solo venían las tres primeras. Todo se analizó con esas tres, pero con tres variables el modelo explica menos del diez por ciento de lo que pasa. Hay que pedirle al CIOH la clorofila a y los nutrientes. Esto es lo más importante de la lista.</w:t>
+        <w:t xml:space="preserve">Tu metodología nombra siete variables del agua. En la base venían tres: temperatura, salinidad y turbidez. La clorofila a también estaba, escondida en los libros de espectros, pero solo para una de las cinco campañas. Faltan los nutrientes, los sólidos suspendidos y la clorofila de las otras cuatro campañas. Con lo que hay, el modelo explica menos del diez por ciento de lo que pasa. Pedirle eso al CIOH es lo más importante de la lista.</w:t>
       </w:r>
     </w:p>
     <w:p>
